--- a/notes/gold-standard.docx
+++ b/notes/gold-standard.docx
@@ -1103,7 +1103,66 @@
           <w:szCs w:val="20"/>
           <w:lang w:val="en-US"/>
         </w:rPr>
-        <w:t>Rationale: Data quality and study transparency are primary causes of</w:t>
+        <w:t>Rationale: Data quality and study transparency are primary causes of rejection in top-tier peer review. These features convert a "tool run" into an auditable, reproducible study design. They must be implemented before analysis features to avoid invalidating outputs downstream.</w:t>
+      </w:r>
+    </w:p>
+    <w:p>
+      <w:pPr>
+        <w:rPr>
+          <w:sz w:val="20"/>
+          <w:szCs w:val="20"/>
+          <w:lang w:val="en-US"/>
+        </w:rPr>
+      </w:pPr>
+    </w:p>
+    <w:p>
+      <w:pPr>
+        <w:pStyle w:val="Ttulo2"/>
+      </w:pPr>
+      <w:r>
+        <w:t>A.1 Protocol</w:t>
+      </w:r>
+      <w:r>
+        <w:t xml:space="preserve"> Builder</w:t>
+      </w:r>
+      <w:r>
+        <w:tab/>
+      </w:r>
+      <w:r>
+        <w:t>[NEW-H] [H 1]</w:t>
+      </w:r>
+    </w:p>
+    <w:p>
+      <w:pPr>
+        <w:rPr>
+          <w:sz w:val="20"/>
+          <w:szCs w:val="20"/>
+          <w:lang w:val="en-US"/>
+        </w:rPr>
+      </w:pPr>
+      <w:r>
+        <w:rPr>
+          <w:sz w:val="20"/>
+          <w:szCs w:val="20"/>
+          <w:lang w:val="en-US"/>
+        </w:rPr>
+        <w:t>A guided pre-analysis workspace that forces the user to define and record research questions, database selection rationale, inclusion/exclusi</w:t>
+      </w:r>
+      <w:r>
+        <w:rPr>
+          <w:sz w:val="20"/>
+          <w:szCs w:val="20"/>
+          <w:lang w:val="en-US"/>
+        </w:rPr>
+        <w:t>o</w:t>
+      </w:r>
+      <w:r>
+        <w:rPr>
+          <w:sz w:val="20"/>
+          <w:szCs w:val="20"/>
+          <w:lang w:val="en-US"/>
+        </w:rPr>
+        <w:t>n criteria, timespan, document types, search strings, and analytical plan before any bibliometric operation is run. Each field is versioned and</w:t>
       </w:r>
       <w:r>
         <w:rPr>
@@ -1119,202 +1178,7 @@
           <w:szCs w:val="20"/>
           <w:lang w:val="en-US"/>
         </w:rPr>
-        <w:t>rejection in top-tier peer review. These features convert a "tool run"</w:t>
-      </w:r>
-      <w:r>
-        <w:rPr>
-          <w:sz w:val="20"/>
-          <w:szCs w:val="20"/>
-          <w:lang w:val="en-US"/>
-        </w:rPr>
-        <w:t xml:space="preserve"> i</w:t>
-      </w:r>
-      <w:r>
-        <w:rPr>
-          <w:sz w:val="20"/>
-          <w:szCs w:val="20"/>
-          <w:lang w:val="en-US"/>
-        </w:rPr>
-        <w:t>nto an auditable, reproducible study design. They must be implemented</w:t>
-      </w:r>
-      <w:r>
-        <w:rPr>
-          <w:sz w:val="20"/>
-          <w:szCs w:val="20"/>
-          <w:lang w:val="en-US"/>
-        </w:rPr>
-        <w:t xml:space="preserve"> </w:t>
-      </w:r>
-      <w:r>
-        <w:rPr>
-          <w:sz w:val="20"/>
-          <w:szCs w:val="20"/>
-          <w:lang w:val="en-US"/>
-        </w:rPr>
-        <w:t>before analysis features to avoid invalidating outputs downstream.</w:t>
-      </w:r>
-    </w:p>
-    <w:p>
-      <w:pPr>
-        <w:rPr>
-          <w:sz w:val="20"/>
-          <w:szCs w:val="20"/>
-          <w:lang w:val="en-US"/>
-        </w:rPr>
-      </w:pPr>
-    </w:p>
-    <w:p>
-      <w:pPr>
-        <w:pStyle w:val="Ttulo2"/>
-      </w:pPr>
-      <w:r>
-        <w:t>A.1 Protocol</w:t>
-      </w:r>
-      <w:r>
-        <w:t xml:space="preserve"> Builder</w:t>
-      </w:r>
-      <w:r>
-        <w:tab/>
-      </w:r>
-      <w:r>
-        <w:t>[NEW-H] [H 1]</w:t>
-      </w:r>
-    </w:p>
-    <w:p>
-      <w:pPr>
-        <w:rPr>
-          <w:sz w:val="20"/>
-          <w:szCs w:val="20"/>
-          <w:lang w:val="en-US"/>
-        </w:rPr>
-      </w:pPr>
-      <w:r>
-        <w:rPr>
-          <w:sz w:val="20"/>
-          <w:szCs w:val="20"/>
-          <w:lang w:val="en-US"/>
-        </w:rPr>
-        <w:t>A guided pre-analysis workspace that forces the user to define and record</w:t>
-      </w:r>
-      <w:r>
-        <w:rPr>
-          <w:sz w:val="20"/>
-          <w:szCs w:val="20"/>
-          <w:lang w:val="en-US"/>
-        </w:rPr>
-        <w:t xml:space="preserve"> </w:t>
-      </w:r>
-      <w:r>
-        <w:rPr>
-          <w:sz w:val="20"/>
-          <w:szCs w:val="20"/>
-          <w:lang w:val="en-US"/>
-        </w:rPr>
-        <w:t>research questions, database selection rationale, inclusion/</w:t>
-      </w:r>
-      <w:r>
-        <w:rPr>
-          <w:sz w:val="20"/>
-          <w:szCs w:val="20"/>
-          <w:lang w:val="en-US"/>
-        </w:rPr>
-        <w:t>exclusi</w:t>
-      </w:r>
-      <w:r>
-        <w:rPr>
-          <w:sz w:val="20"/>
-          <w:szCs w:val="20"/>
-          <w:lang w:val="en-US"/>
-        </w:rPr>
-        <w:t>o</w:t>
-      </w:r>
-      <w:r>
-        <w:rPr>
-          <w:sz w:val="20"/>
-          <w:szCs w:val="20"/>
-          <w:lang w:val="en-US"/>
-        </w:rPr>
-        <w:t xml:space="preserve">n </w:t>
-      </w:r>
-      <w:r>
-        <w:rPr>
-          <w:sz w:val="20"/>
-          <w:szCs w:val="20"/>
-          <w:lang w:val="en-US"/>
-        </w:rPr>
-        <w:t>criteria, timespan, document types, search strings, and analytical plan</w:t>
-      </w:r>
-      <w:r>
-        <w:rPr>
-          <w:sz w:val="20"/>
-          <w:szCs w:val="20"/>
-          <w:lang w:val="en-US"/>
-        </w:rPr>
-        <w:t xml:space="preserve"> </w:t>
-      </w:r>
-      <w:r>
-        <w:rPr>
-          <w:sz w:val="20"/>
-          <w:szCs w:val="20"/>
-          <w:lang w:val="en-US"/>
-        </w:rPr>
-        <w:t>before any bibliometric operation is run. Each field is versioned and</w:t>
-      </w:r>
-      <w:r>
-        <w:rPr>
-          <w:sz w:val="20"/>
-          <w:szCs w:val="20"/>
-          <w:lang w:val="en-US"/>
-        </w:rPr>
-        <w:t xml:space="preserve"> </w:t>
-      </w:r>
-      <w:r>
-        <w:rPr>
-          <w:sz w:val="20"/>
-          <w:szCs w:val="20"/>
-          <w:lang w:val="en-US"/>
-        </w:rPr>
-        <w:t>forms part of the reproducibility bundle. Converts a "tool run" into an</w:t>
-      </w:r>
-      <w:r>
-        <w:rPr>
-          <w:sz w:val="20"/>
-          <w:szCs w:val="20"/>
-          <w:lang w:val="en-US"/>
-        </w:rPr>
-        <w:t xml:space="preserve"> </w:t>
-      </w:r>
-      <w:r>
-        <w:rPr>
-          <w:sz w:val="20"/>
-          <w:szCs w:val="20"/>
-          <w:lang w:val="en-US"/>
-        </w:rPr>
-        <w:t>auditable study design — the absence of this step is a frequent reviewer</w:t>
-      </w:r>
-      <w:r>
-        <w:rPr>
-          <w:sz w:val="20"/>
-          <w:szCs w:val="20"/>
-          <w:lang w:val="en-US"/>
-        </w:rPr>
-        <w:t xml:space="preserve"> </w:t>
-      </w:r>
-      <w:r>
-        <w:rPr>
-          <w:sz w:val="20"/>
-          <w:szCs w:val="20"/>
-          <w:lang w:val="en-US"/>
-        </w:rPr>
-        <w:t>objection in high-impact methods papers.</w:t>
-      </w:r>
-      <w:r>
-        <w:rPr>
-          <w:sz w:val="20"/>
-          <w:szCs w:val="20"/>
-          <w:lang w:val="en-US"/>
-        </w:rPr>
-        <w:t xml:space="preserve"> </w:t>
+        <w:t xml:space="preserve">forms part of the reproducibility bundle. Converts a "tool run" into an auditable study design — the absence of this step is a frequent reviewer objection in high-impact methods papers. </w:t>
       </w:r>
     </w:p>
     <w:p>
@@ -3993,11 +3857,16 @@
         <w:pStyle w:val="Ttulo2"/>
       </w:pPr>
       <w:r>
-        <w:t>B.2 Sigma</w:t>
+        <w:t xml:space="preserve">B.2 </w:t>
+      </w:r>
+      <w:bookmarkStart w:id="0" w:name="OLE_LINK1"/>
+      <w:r>
+        <w:t>Sigma</w:t>
       </w:r>
       <w:r>
         <w:t xml:space="preserve"> (σ) indicator</w:t>
       </w:r>
+      <w:bookmarkEnd w:id="0"/>
       <w:r>
         <w:tab/>
       </w:r>
@@ -4013,6 +3882,7 @@
           <w:lang w:val="en-US"/>
         </w:rPr>
       </w:pPr>
+      <w:bookmarkStart w:id="1" w:name="OLE_LINK2"/>
       <w:r>
         <w:rPr>
           <w:sz w:val="20"/>
@@ -4021,6 +3891,7 @@
         </w:rPr>
         <w:t>A composite metric computed as Burstiness × Centrality (σ = B × C). Identifies papers or keywords that simultaneously surge in popularity AND occupy strategic structural positions in the co-citation or co-occurrence network. High-σ items are designated as "landmark" or "transformative" works in manuscript narratives, supported by a single defensible score.</w:t>
       </w:r>
+      <w:bookmarkEnd w:id="1"/>
     </w:p>
     <w:p>
       <w:pPr>
@@ -5894,11 +5765,16 @@
         <w:pStyle w:val="Ttulo2"/>
       </w:pPr>
       <w:r>
-        <w:t>C.4 Structural</w:t>
+        <w:t xml:space="preserve">C.4 </w:t>
+      </w:r>
+      <w:bookmarkStart w:id="2" w:name="OLE_LINK3"/>
+      <w:r>
+        <w:t>Structural</w:t>
       </w:r>
       <w:r>
         <w:t xml:space="preserve"> gap discovery</w:t>
       </w:r>
+      <w:bookmarkEnd w:id="2"/>
       <w:r>
         <w:tab/>
       </w:r>
@@ -5914,6 +5790,7 @@
           <w:lang w:val="en-US"/>
         </w:rPr>
       </w:pPr>
+      <w:bookmarkStart w:id="3" w:name="OLE_LINK4"/>
       <w:r>
         <w:rPr>
           <w:sz w:val="20"/>
@@ -5939,6 +5816,7 @@
         <w:t>network — clusters that are thematically proximate but lack citation links. These structural absences identify original research gaps that the manuscript can propose as future directions. Based on network null-model comparison and unexplained modularity gaps.</w:t>
       </w:r>
     </w:p>
+    <w:bookmarkEnd w:id="3"/>
     <w:p>
       <w:pPr>
         <w:rPr>
@@ -6023,11 +5901,16 @@
         <w:pStyle w:val="Ttulo2"/>
       </w:pPr>
       <w:r>
-        <w:t>C.5 Novelty</w:t>
+        <w:t xml:space="preserve">C.5 </w:t>
+      </w:r>
+      <w:bookmarkStart w:id="4" w:name="OLE_LINK5"/>
+      <w:r>
+        <w:t>Novelty</w:t>
       </w:r>
       <w:r>
         <w:t xml:space="preserve"> / white-space detector</w:t>
       </w:r>
+      <w:bookmarkEnd w:id="4"/>
       <w:r>
         <w:tab/>
       </w:r>
@@ -6049,6 +5932,7 @@
           <w:lang w:val="en-US"/>
         </w:rPr>
       </w:pPr>
+      <w:bookmarkStart w:id="5" w:name="OLE_LINK6"/>
       <w:r>
         <w:rPr>
           <w:sz w:val="20"/>
@@ -6090,6 +5974,7 @@
         <w:t>discussion sections, future research agendas, and grant positioning.</w:t>
       </w:r>
     </w:p>
+    <w:bookmarkEnd w:id="5"/>
     <w:p>
       <w:pPr>
         <w:rPr>
@@ -8780,11 +8665,16 @@
         <w:pStyle w:val="Ttulo2"/>
       </w:pPr>
       <w:r>
-        <w:t>D.7 BERTopic</w:t>
+        <w:t xml:space="preserve">D.7 </w:t>
+      </w:r>
+      <w:bookmarkStart w:id="6" w:name="OLE_LINK7"/>
+      <w:r>
+        <w:t>BERTopic</w:t>
       </w:r>
       <w:r>
         <w:t xml:space="preserve"> / neural topic modeling</w:t>
       </w:r>
+      <w:bookmarkEnd w:id="6"/>
       <w:r>
         <w:tab/>
       </w:r>
@@ -8800,6 +8690,7 @@
           <w:lang w:val="en-US"/>
         </w:rPr>
       </w:pPr>
+      <w:bookmarkStart w:id="7" w:name="OLE_LINK8"/>
       <w:r>
         <w:rPr>
           <w:sz w:val="20"/>
@@ -8873,6 +8764,7 @@
         <w:t>temporal evolution. Useful as the primary topic model or as the comparison layer against LDA in a dual-model validation.</w:t>
       </w:r>
     </w:p>
+    <w:bookmarkEnd w:id="7"/>
     <w:p>
       <w:pPr>
         <w:rPr>
@@ -19902,6 +19794,7 @@
   <w:style w:type="character" w:default="1" w:styleId="Fuentedeprrafopredeter">
     <w:name w:val="Default Paragraph Font"/>
     <w:uiPriority w:val="1"/>
+    <w:semiHidden/>
     <w:unhideWhenUsed/>
   </w:style>
   <w:style w:type="table" w:default="1" w:styleId="Tablanormal">
